--- a/backend/prisma/seed-assets/petition-docx/PHIEU_DE_XUAT.docx
+++ b/backend/prisma/seed-assets/petition-docx/PHIEU_DE_XUAT.docx
@@ -1738,7 +1738,7 @@
                 <w:iCs/>
                 <w:sz w:val="22"/>
               </w:rPr>
-              <w:t>Ngày … tháng … năm 2026</w:t>
+              <w:t>Ngày … tháng … năm {namHoSo}</w:t>
             </w:r>
             <w:r>
               <w:rPr>
@@ -1817,7 +1817,7 @@
                 <w:iCs/>
                 <w:sz w:val="22"/>
               </w:rPr>
-              <w:t>Ngày … tháng … năm 2026</w:t>
+              <w:t>Ngày … tháng … năm {namHoSo}</w:t>
             </w:r>
             <w:r>
               <w:rPr>

--- a/backend/prisma/seed-assets/petition-docx/PHIEU_DE_XUAT.docx
+++ b/backend/prisma/seed-assets/petition-docx/PHIEU_DE_XUAT.docx
@@ -385,25 +385,7 @@
         <w:jc w:val="both"/>
       </w:pPr>
       <w:r>
-        <w:tab/>
-      </w:r>
-      <w:r>
-        <w:tab/>
-        <w:t>- Ban chỉ huy PC02;</w:t>
-      </w:r>
-    </w:p>
-    <w:p>
-      <w:pPr>
-        <w:spacing w:line="20" w:lineRule="atLeast"/>
-        <w:ind w:left="720" w:firstLine="2682"/>
-        <w:jc w:val="both"/>
-      </w:pPr>
-      <w:r>
-        <w:tab/>
-      </w:r>
-      <w:r>
-        <w:tab/>
-        <w:t>- Ban chỉ huy {tenDoi}.</w:t>
+        <w:t xml:space="preserve">{kinhGui}</w:t>
       </w:r>
     </w:p>
     <w:p>
@@ -1618,6 +1600,42 @@
         <w:t>/.</w:t>
       </w:r>
     </w:p>
+    <w:p>
+      <w:pPr>
+        <w:spacing w:before="120" w:after="120"/>
+        <w:ind w:firstLine="720"/>
+        <w:jc w:val="both"/>
+        <w:rPr>
+          <w:szCs w:val="28"/>
+          <w:lang w:val="en-US"/>
+        </w:rPr>
+      </w:pPr>
+      <w:r>
+        <w:rPr>
+          <w:szCs w:val="28"/>
+          <w:lang w:val="en-US"/>
+        </w:rPr>
+        <w:t xml:space="preserve">Nơi nhận:</w:t>
+      </w:r>
+    </w:p>
+    <w:p>
+      <w:pPr>
+        <w:spacing w:before="120" w:after="120"/>
+        <w:ind w:firstLine="720"/>
+        <w:jc w:val="both"/>
+        <w:rPr>
+          <w:szCs w:val="28"/>
+          <w:lang w:val="en-US"/>
+        </w:rPr>
+      </w:pPr>
+      <w:r>
+        <w:rPr>
+          <w:szCs w:val="28"/>
+          <w:lang w:val="en-US"/>
+        </w:rPr>
+        <w:t xml:space="preserve">{noiNhan}</w:t>
+      </w:r>
+    </w:p>
     <w:tbl>
       <w:tblPr>
         <w:tblStyle w:val="TableGrid"/>

--- a/backend/prisma/seed-assets/petition-docx/PHIEU_DE_XUAT.docx
+++ b/backend/prisma/seed-assets/petition-docx/PHIEU_DE_XUAT.docx
@@ -1600,42 +1600,6 @@
         <w:t>/.</w:t>
       </w:r>
     </w:p>
-    <w:p>
-      <w:pPr>
-        <w:spacing w:before="120" w:after="120"/>
-        <w:ind w:firstLine="720"/>
-        <w:jc w:val="both"/>
-        <w:rPr>
-          <w:szCs w:val="28"/>
-          <w:lang w:val="en-US"/>
-        </w:rPr>
-      </w:pPr>
-      <w:r>
-        <w:rPr>
-          <w:szCs w:val="28"/>
-          <w:lang w:val="en-US"/>
-        </w:rPr>
-        <w:t xml:space="preserve">Nơi nhận:</w:t>
-      </w:r>
-    </w:p>
-    <w:p>
-      <w:pPr>
-        <w:spacing w:before="120" w:after="120"/>
-        <w:ind w:firstLine="720"/>
-        <w:jc w:val="both"/>
-        <w:rPr>
-          <w:szCs w:val="28"/>
-          <w:lang w:val="en-US"/>
-        </w:rPr>
-      </w:pPr>
-      <w:r>
-        <w:rPr>
-          <w:szCs w:val="28"/>
-          <w:lang w:val="en-US"/>
-        </w:rPr>
-        <w:t xml:space="preserve">{noiNhan}</w:t>
-      </w:r>
-    </w:p>
     <w:tbl>
       <w:tblPr>
         <w:tblStyle w:val="TableGrid"/>
@@ -1655,6 +1619,109 @@
         <w:gridCol w:w="3680"/>
         <w:gridCol w:w="3113"/>
       </w:tblGrid>
+      <w:tr>
+        <w:tc>
+          <w:tcPr>
+            <w:tcW w:w="4786" w:type="dxa"/>
+          </w:tcPr>
+          <w:p>
+            <w:pPr>
+              <w:spacing w:line="20" w:lineRule="atLeast"/>
+              <w:jc w:val="both"/>
+              <w:rPr>
+                <w:sz w:val="22"/>
+                <w:lang w:val="en-US"/>
+              </w:rPr>
+            </w:pPr>
+            <w:proofErr w:type="spellStart"/>
+            <w:r>
+              <w:rPr>
+                <w:b/>
+                <w:i/>
+                <w:sz w:val="24"/>
+                <w:lang w:val="en-US"/>
+              </w:rPr>
+              <w:t>Nơi</w:t>
+            </w:r>
+            <w:proofErr w:type="spellEnd"/>
+            <w:r>
+              <w:rPr>
+                <w:b/>
+                <w:i/>
+                <w:sz w:val="24"/>
+                <w:lang w:val="en-US"/>
+              </w:rPr>
+              <w:t xml:space="preserve"> </w:t>
+            </w:r>
+            <w:proofErr w:type="spellStart"/>
+            <w:r>
+              <w:rPr>
+                <w:b/>
+                <w:i/>
+                <w:sz w:val="24"/>
+                <w:lang w:val="en-US"/>
+              </w:rPr>
+              <w:t>nhận</w:t>
+            </w:r>
+            <w:proofErr w:type="spellEnd"/>
+            <w:r>
+              <w:rPr>
+                <w:b/>
+                <w:i/>
+                <w:sz w:val="24"/>
+                <w:lang w:val="en-US"/>
+              </w:rPr>
+              <w:t>:</w:t>
+            </w:r>
+            <w:r>
+              <w:rPr>
+                <w:sz w:val="22"/>
+                <w:lang w:val="en-US"/>
+              </w:rPr>
+              <w:t xml:space="preserve"> </w:t>
+            </w:r>
+          </w:p>
+          <w:p>
+            <w:pPr>
+              <w:jc w:val="both"/>
+              <w:rPr>
+                <w:sz w:val="22"/>
+                <w:lang w:val="en-US"/>
+              </w:rPr>
+            </w:pPr>
+            <w:r>
+              <w:rPr>
+                <w:sz w:val="22"/>
+                <w:lang w:val="en-US"/>
+              </w:rPr>
+              <w:t xml:space="preserve">{noiNhan}</w:t>
+            </w:r>
+          </w:p>
+          <w:p>
+            <w:pPr>
+              <w:spacing w:line="20" w:lineRule="atLeast"/>
+              <w:jc w:val="both"/>
+              <w:rPr>
+                <w:b/>
+                <w:lang w:val="en-US"/>
+              </w:rPr>
+            </w:pPr>
+          </w:p>
+        </w:tc>
+        <w:tc>
+          <w:tcPr>
+            <w:tcW w:w="5087" w:type="dxa"/>
+            <w:gridSpan w:val="2"/>
+          </w:tcPr>
+          <w:p>
+            <w:pPr>
+              <w:rPr>
+                <w:sz w:val="22"/>
+              </w:rPr>
+            </w:pPr>
+          </w:p>
+        </w:tc>
+      </w:tr>
       <w:tr>
         <w:trPr>
           <w:trHeight w:val="1016"/>

--- a/backend/prisma/seed-assets/petition-docx/PHIEU_DE_XUAT.docx
+++ b/backend/prisma/seed-assets/petition-docx/PHIEU_DE_XUAT.docx
@@ -381,8 +381,8 @@
     <w:p>
       <w:pPr>
         <w:spacing w:line="20" w:lineRule="atLeast"/>
-        <w:ind w:left="720" w:firstLine="2682"/>
-        <w:jc w:val="both"/>
+        <w:ind w:left="720"/>
+        <w:jc w:val="left"/>
       </w:pPr>
       <w:r>
         <w:t xml:space="preserve">{kinhGui}</w:t>
@@ -1683,7 +1683,7 @@
           </w:p>
           <w:p>
             <w:pPr>
-              <w:jc w:val="both"/>
+              <w:jc w:val="left"/>
               <w:rPr>
                 <w:sz w:val="22"/>
                 <w:lang w:val="en-US"/>

--- a/backend/prisma/seed-assets/petition-docx/PHIEU_DE_XUAT.docx
+++ b/backend/prisma/seed-assets/petition-docx/PHIEU_DE_XUAT.docx
@@ -1620,109 +1620,6 @@
         <w:gridCol w:w="3113"/>
       </w:tblGrid>
       <w:tr>
-        <w:tc>
-          <w:tcPr>
-            <w:tcW w:w="4786" w:type="dxa"/>
-          </w:tcPr>
-          <w:p>
-            <w:pPr>
-              <w:spacing w:line="20" w:lineRule="atLeast"/>
-              <w:jc w:val="both"/>
-              <w:rPr>
-                <w:sz w:val="22"/>
-                <w:lang w:val="en-US"/>
-              </w:rPr>
-            </w:pPr>
-            <w:proofErr w:type="spellStart"/>
-            <w:r>
-              <w:rPr>
-                <w:b/>
-                <w:i/>
-                <w:sz w:val="24"/>
-                <w:lang w:val="en-US"/>
-              </w:rPr>
-              <w:t>Nơi</w:t>
-            </w:r>
-            <w:proofErr w:type="spellEnd"/>
-            <w:r>
-              <w:rPr>
-                <w:b/>
-                <w:i/>
-                <w:sz w:val="24"/>
-                <w:lang w:val="en-US"/>
-              </w:rPr>
-              <w:t xml:space="preserve"> </w:t>
-            </w:r>
-            <w:proofErr w:type="spellStart"/>
-            <w:r>
-              <w:rPr>
-                <w:b/>
-                <w:i/>
-                <w:sz w:val="24"/>
-                <w:lang w:val="en-US"/>
-              </w:rPr>
-              <w:t>nhận</w:t>
-            </w:r>
-            <w:proofErr w:type="spellEnd"/>
-            <w:r>
-              <w:rPr>
-                <w:b/>
-                <w:i/>
-                <w:sz w:val="24"/>
-                <w:lang w:val="en-US"/>
-              </w:rPr>
-              <w:t>:</w:t>
-            </w:r>
-            <w:r>
-              <w:rPr>
-                <w:sz w:val="22"/>
-                <w:lang w:val="en-US"/>
-              </w:rPr>
-              <w:t xml:space="preserve"> </w:t>
-            </w:r>
-          </w:p>
-          <w:p>
-            <w:pPr>
-              <w:jc w:val="left"/>
-              <w:rPr>
-                <w:sz w:val="22"/>
-                <w:lang w:val="en-US"/>
-              </w:rPr>
-            </w:pPr>
-            <w:r>
-              <w:rPr>
-                <w:sz w:val="22"/>
-                <w:lang w:val="en-US"/>
-              </w:rPr>
-              <w:t xml:space="preserve">{noiNhan}</w:t>
-            </w:r>
-          </w:p>
-          <w:p>
-            <w:pPr>
-              <w:spacing w:line="20" w:lineRule="atLeast"/>
-              <w:jc w:val="both"/>
-              <w:rPr>
-                <w:b/>
-                <w:lang w:val="en-US"/>
-              </w:rPr>
-            </w:pPr>
-          </w:p>
-        </w:tc>
-        <w:tc>
-          <w:tcPr>
-            <w:tcW w:w="5087" w:type="dxa"/>
-            <w:gridSpan w:val="2"/>
-          </w:tcPr>
-          <w:p>
-            <w:pPr>
-              <w:rPr>
-                <w:sz w:val="22"/>
-              </w:rPr>
-            </w:pPr>
-          </w:p>
-        </w:tc>
-      </w:tr>
-      <w:tr>
         <w:trPr>
           <w:trHeight w:val="1016"/>
         </w:trPr>
@@ -2132,6 +2029,39 @@
         </w:tc>
       </w:tr>
     </w:tbl>
+    <w:p>
+      <w:pPr>
+        <w:spacing w:before="120" w:line="20" w:lineRule="atLeast"/>
+        <w:jc w:val="left"/>
+        <w:rPr>
+          <w:b/>
+          <w:i/>
+          <w:sz w:val="24"/>
+        </w:rPr>
+      </w:pPr>
+      <w:r>
+        <w:rPr>
+          <w:b/>
+          <w:i/>
+          <w:sz w:val="24"/>
+        </w:rPr>
+        <w:t xml:space="preserve">Nơi nhận:</w:t>
+      </w:r>
+    </w:p>
+    <w:p>
+      <w:pPr>
+        <w:jc w:val="left"/>
+        <w:rPr>
+          <w:sz w:val="22"/>
+        </w:rPr>
+      </w:pPr>
+      <w:r>
+        <w:rPr>
+          <w:sz w:val="22"/>
+        </w:rPr>
+        <w:t xml:space="preserve">{noiNhan}</w:t>
+      </w:r>
+    </w:p>
     <w:p>
       <w:pPr>
         <w:spacing w:line="20" w:lineRule="atLeast"/>

--- a/backend/prisma/seed-assets/petition-docx/PHIEU_DE_XUAT.docx
+++ b/backend/prisma/seed-assets/petition-docx/PHIEU_DE_XUAT.docx
@@ -1771,7 +1771,7 @@
                 <w:szCs w:val="24"/>
                 <w:lang w:val="en-US"/>
               </w:rPr>
-              <w:t xml:space="preserve">PHÓ ĐỘI TRƯỞNG {tenDoi}</w:t>
+              <w:t xml:space="preserve">PHÓ ĐỘI TRƯỞNG {tenDoiHoa}</w:t>
             </w:r>
             <w:r>
               <w:rPr>
@@ -1974,6 +1974,23 @@
               </w:rPr>
             </w:pPr>
           </w:p>
+          <w:p>
+            <w:pPr>
+              <w:spacing w:line="20" w:lineRule="atLeast"/>
+              <w:jc w:val="center"/>
+              <w:rPr>
+                <w:b/>
+                <w:lang w:val="en-US"/>
+              </w:rPr>
+            </w:pPr>
+            <w:r>
+              <w:rPr>
+                <w:b/>
+                <w:lang w:val="en-US"/>
+              </w:rPr>
+              <w:t xml:space="preserve">{tenCanBoDeXuat}</w:t>
+            </w:r>
+          </w:p>
         </w:tc>
       </w:tr>
       <w:tr>
@@ -1992,9 +2009,6 @@
                 <w:sz w:val="24"/>
               </w:rPr>
             </w:pPr>
-            <w:r>
-              <w:t xml:space="preserve">{tenCanBoDeXuat}</w:t>
-            </w:r>
           </w:p>
         </w:tc>
         <w:tc>
